--- a/companies/ashcombe-advisory/Firm/Firm Overview 2017 v3.docx
+++ b/companies/ashcombe-advisory/Firm/Firm Overview 2017 v3.docx
@@ -12,12 +12,12 @@
     </w:p>
     <w:p>
       <w:r>
-        <w:t>We help companies say difficult things well. That is the plainest description of the firm, and after several years of the work we have not found a better one. Ashcombe Advisory Partners has advised on corporate communications and investor relations since we opened our doors in 2014, working mostly with mid-market public companies and the private firms preparing to join them. The common thread among our clients is not their industry but the moment they are in, a point where the words they choose carry unusual weight.</w:t>
+        <w:t>Ashcombe Advisory Partners is a corporate communications and investor relations advisory. We work with mid-market public companies, and with private companies preparing for a public listing, on how they explain themselves to investors and analysts, to the financial press, and to their own people.</w:t>
       </w:r>
     </w:p>
     <w:p>
       <w:r>
-        <w:t>Our clients come to us when a message matters more than usual. An announcement is due, a quarter needs explaining, or a piece of unwelcome news has to reach the market in the right words and the right order. We are the people a company calls to get the wording right before it goes out, and to think carefully through who should hear it first, and how, and when.</w:t>
+        <w:t>This overview describes what we do, how we run an engagement, and who does the work. It is intended for companies weighing whether we are the right adviser for them, and we have tried to set the practice out plainly.</w:t>
       </w:r>
     </w:p>
     <w:p>
@@ -25,17 +25,17 @@
         <w:pStyle w:val="Heading2"/>
       </w:pPr>
       <w:r>
-        <w:t>The work we do</w:t>
+        <w:t>The work we are asked to do</w:t>
       </w:r>
     </w:p>
     <w:p>
       <w:r>
-        <w:t>Most of what we produce for a client is correspondence. A well-judged email, sent to the right person at the right hour, does more for a company's standing than a thick deck ever will, and the discipline of the firm shows in how those everyday messages read. We draft the language, route the approvals, and keep the timeline of an announcement moving without letting anything slip. It is unglamorous work, and we are rather proud of how well we do it.</w:t>
+        <w:t>Most of our work begins with a particular moment: an earnings release, a change in leadership, a transaction, a regulatory filing, or a question from the market that a company would prefer to answer once and answer well. We help the company decide what it can say, what it ought to say, and in what order, and we draft the material that carries the message.</w:t>
       </w:r>
     </w:p>
     <w:p>
       <w:r>
-        <w:t>Around that daily work sits a smaller body of formal advice. We shape the positioning a company leads with, counsel a board before it speaks, and write the handful of documents that have to be exactly right. We keep those deliberately few, because the firm's character is in how it corresponds, not in how much it commits to paper. A firm that writes less, and means every word, is an easier one to trust.</w:t>
+        <w:t>We give the same care to what follows an announcement. An analyst's first question, a reporter's follow-up, or an employee's reasonable concern will usually arrive within hours, and in our view the answers should be settled before the announcement goes out.</w:t>
       </w:r>
     </w:p>
     <w:p>
@@ -43,12 +43,12 @@
         <w:pStyle w:val="Heading2"/>
       </w:pPr>
       <w:r>
-        <w:t>Where we help</w:t>
+        <w:t>Areas of practice</w:t>
       </w:r>
     </w:p>
     <w:p>
       <w:r>
-        <w:t>Our practice runs along a few clear lines, and most engagements draw on more than one of them.</w:t>
+        <w:t>Our advice is organized around the lines of work below. In practice they overlap, and a single engagement will often draw on more than one of them.</w:t>
       </w:r>
     </w:p>
     <w:p>
@@ -56,7 +56,7 @@
         <w:pStyle w:val="ListBullet"/>
       </w:pPr>
       <w:r>
-        <w:t>Positioning and messaging, so a company knows what it stands for before the market thinks to ask.</w:t>
+        <w:t>Corporate positioning: the account of a company's strategy and prospects that management, the board, and the investor materials can all hold to consistently.</w:t>
       </w:r>
     </w:p>
     <w:p>
@@ -64,7 +64,7 @@
         <w:pStyle w:val="ListBullet"/>
       </w:pPr>
       <w:r>
-        <w:t>Announcements and the timing of disclosure, from a routine result to news that will move a share price.</w:t>
+        <w:t>Investor relations programs: earnings materials, management talking points, analyst and investor outreach, and the preparation that precedes a call.</w:t>
       </w:r>
     </w:p>
     <w:p>
@@ -72,7 +72,7 @@
         <w:pStyle w:val="ListBullet"/>
       </w:pPr>
       <w:r>
-        <w:t>Investor relations, the steady work of keeping the people who own a company properly informed.</w:t>
+        <w:t>Media relations programs: planning and preparing a company's dealings with the business and trade press, including interviews, briefings, and the handling of inbound inquiries.</w:t>
       </w:r>
     </w:p>
     <w:p>
@@ -80,7 +80,23 @@
         <w:pStyle w:val="ListBullet"/>
       </w:pPr>
       <w:r>
-        <w:t>Reputation and issues, where a single careless line can undo years of goodwill and discretion is most of the assignment.</w:t>
+        <w:t>Executive messaging: the remarks, letters, and prepared answers that a chief executive or chief financial officer delivers in his or her own name.</w:t>
+      </w:r>
+    </w:p>
+    <w:p>
+      <w:pPr>
+        <w:pStyle w:val="ListBullet"/>
+      </w:pPr>
+      <w:r>
+        <w:t>Crisis communications: advice when a matter becomes public before a company is ready to speak to it, with close attention to what can be stated accurately at each stage.</w:t>
+      </w:r>
+    </w:p>
+    <w:p>
+      <w:pPr>
+        <w:pStyle w:val="ListBullet"/>
+      </w:pPr>
+      <w:r>
+        <w:t>Reputation audits: a structured review of how a company is presently understood by investors, the press, and its employees, and of where that understanding departs from the company's own account of itself.</w:t>
       </w:r>
     </w:p>
     <w:p>
@@ -88,12 +104,17 @@
         <w:pStyle w:val="Heading2"/>
       </w:pPr>
       <w:r>
-        <w:t>One engagement, by way of illustration</w:t>
+        <w:t>How an engagement runs</w:t>
       </w:r>
     </w:p>
     <w:p>
       <w:r>
-        <w:t>Our work with Barrera Group is a fair example of how we operate. We gave careful attention to who needed to hear a message, and in what order, before any of it became public, and we kept the drafting close so that nothing left the firm without a considered read. The result was quiet, which in our line of work is usually the point. We offer it as one illustration among our engagements, not as the whole of what we do, and we are careful to keep one client's business well away from another's.</w:t>
+        <w:t>Each engagement opens with a signed engagement letter and a kickoff memo recording the scope, the people involved on both sides, and the decisions the client reserves to itself. From there the work is conducted largely by email: drafts circulate, approvals are given or withheld, and the timeline is managed in a thread that everyone on the engagement can see.</w:t>
+      </w:r>
+    </w:p>
+    <w:p>
+      <w:r>
+        <w:t>We keep formal documents to the few that serve a purpose. A client may expect prompt and brief replies from us, a clear record of what was approved and by whom, and an assurance that nothing we have drafted will reach the market without the client's express sign-off.</w:t>
       </w:r>
     </w:p>
     <w:p>
@@ -101,17 +122,22 @@
         <w:pStyle w:val="Heading2"/>
       </w:pPr>
       <w:r>
-        <w:t>How we work</w:t>
+        <w:t>The people involved</w:t>
       </w:r>
     </w:p>
     <w:p>
       <w:r>
-        <w:t>Two people set the standard for that care. Julie Hill leads the firm and keeps the most sensitive announcements in her own hands, on the simple principle that a market-moving line deserves a partner's read before anyone sends it. Christopher Walton carries our most delicate reputational work, and he is the one who will slow a thread down on purpose when speed would be the real mistake.</w:t>
+        <w:t>Julie Hill, Managing Partner, leads the firm and reads every client announcement before it is released. She came to advisory work from corporate investor relations, and she tends to read a draft first as an analyst on an earnings call would hear it.</w:t>
       </w:r>
     </w:p>
     <w:p>
       <w:r>
-        <w:t>Below them the firm runs lean, and by design. A bench of advisors and analysts each carry a few client relationships at once, supported by a small operations team that keeps the schedules, the files, and the mailbox in order. Nobody here is more than a step from the work, which is part of why the answers come back quickly. It is a deliberately quiet way to operate, and our clients tend to prefer it that way.</w:t>
+        <w:t>Christopher Walton, Senior Advisor, spent the early part of his career in financial journalism. He edits with a reporter's attention to headlines and opening paragraphs, and he will tell a client, courteously, when a preferred phrase is unlikely to survive the first question put to it.</w:t>
+      </w:r>
+    </w:p>
+    <w:p>
+      <w:r>
+        <w:t>Lisa Flores, Director of Operations, is responsible for engagement paperwork, billing, and scheduling, and for the systems that allow a small firm to keep its commitments. Pamela Rojas, Office Manager, keeps our files and shared mailbox in order and is generally the quickest route to a document or a meeting time. Alongside them is a bench of advisors, associates, and analysts who carry the day-to-day work of each engagement.</w:t>
       </w:r>
     </w:p>
     <w:p>
@@ -119,12 +145,25 @@
         <w:pStyle w:val="Heading2"/>
       </w:pPr>
       <w:r>
-        <w:t>If you have news coming</w:t>
+        <w:t>Confidentiality</w:t>
       </w:r>
     </w:p>
     <w:p>
       <w:r>
-        <w:t>If you have an announcement on the horizon, or a quarter that will be harder to explain than most, the useful next step is a conversation. Call us, and we will listen first, then tell you plainly what we would say and when we would say it.</w:t>
+        <w:t>We do not publish the names of the companies we advise. A company is entitled to decide for itself whether, and when, to say that it has retained an adviser, and this overview describes our work in general terms for that reason.</w:t>
+      </w:r>
+    </w:p>
+    <w:p>
+      <w:pPr>
+        <w:pStyle w:val="Heading2"/>
+      </w:pPr>
+      <w:r>
+        <w:t>Beginning a conversation</w:t>
+      </w:r>
+    </w:p>
+    <w:p>
+      <w:r>
+        <w:t>A company considering an engagement is welcome to write to Lisa Flores, who will arrange an initial conversation with Julie Hill and, where it would be useful, with the advisor likely to lead the work.</w:t>
       </w:r>
     </w:p>
     <w:sectPr>
